--- a/public/bases-word/PAC/CUMPLIMIENTO_FINANCIERO/LIDER/AR_01.docx
+++ b/public/bases-word/PAC/CUMPLIMIENTO_FINANCIERO/LIDER/AR_01.docx
@@ -1,6 +1,6 @@
 
 <file path=word/document.xml><?xml version="1.0" encoding="utf-8"?>
-<w:document xmlns:wpc="http://schemas.microsoft.com/office/word/2010/wordprocessingCanvas" xmlns:cx="http://schemas.microsoft.com/office/drawing/2014/chartex" xmlns:cx1="http://schemas.microsoft.com/office/drawing/2015/9/8/chartex" xmlns:cx2="http://schemas.microsoft.com/office/drawing/2015/10/21/chartex" xmlns:cx3="http://schemas.microsoft.com/office/drawing/2016/5/9/chartex" xmlns:cx4="http://schemas.microsoft.com/office/drawing/2016/5/10/chartex" xmlns:cx5="http://schemas.microsoft.com/office/drawing/2016/5/11/chartex" xmlns:cx6="http://schemas.microsoft.com/office/drawing/2016/5/12/chartex" xmlns:cx7="http://schemas.microsoft.com/office/drawing/2016/5/13/chartex" xmlns:cx8="http://schemas.microsoft.com/office/drawing/2016/5/14/chartex" xmlns:mc="http://schemas.openxmlformats.org/markup-compatibility/2006" xmlns:aink="http://schemas.microsoft.com/office/drawing/2016/ink" xmlns:am3d="http://schemas.microsoft.com/office/drawing/2017/model3d" xmlns:o="urn:schemas-microsoft-com:office:office" xmlns:r="http://schemas.openxmlformats.org/officeDocument/2006/relationships" xmlns:m="http://schemas.openxmlformats.org/officeDocument/2006/math" xmlns:v="urn:schemas-microsoft-com:vml" xmlns:wp14="http://schemas.microsoft.com/office/word/2010/wordprocessingDrawing" xmlns:wp="http://schemas.openxmlformats.org/drawingml/2006/wordprocessingDrawing" xmlns:w10="urn:schemas-microsoft-com:office:word" xmlns:w="http://schemas.openxmlformats.org/wordprocessingml/2006/main" xmlns:w14="http://schemas.microsoft.com/office/word/2010/wordml" xmlns:w15="http://schemas.microsoft.com/office/word/2012/wordml" xmlns:w16cid="http://schemas.microsoft.com/office/word/2016/wordml/cid" xmlns:w16se="http://schemas.microsoft.com/office/word/2015/wordml/symex" xmlns:wpg="http://schemas.microsoft.com/office/word/2010/wordprocessingGroup" xmlns:wpi="http://schemas.microsoft.com/office/word/2010/wordprocessingInk" xmlns:wne="http://schemas.microsoft.com/office/word/2006/wordml" xmlns:wps="http://schemas.microsoft.com/office/word/2010/wordprocessingShape" mc:Ignorable="w14 w15 w16se w16cid wp14">
+<w:document xmlns:wpc="http://schemas.microsoft.com/office/word/2010/wordprocessingCanvas" xmlns:cx="http://schemas.microsoft.com/office/drawing/2014/chartex" xmlns:cx1="http://schemas.microsoft.com/office/drawing/2015/9/8/chartex" xmlns:cx2="http://schemas.microsoft.com/office/drawing/2015/10/21/chartex" xmlns:cx3="http://schemas.microsoft.com/office/drawing/2016/5/9/chartex" xmlns:cx4="http://schemas.microsoft.com/office/drawing/2016/5/10/chartex" xmlns:cx5="http://schemas.microsoft.com/office/drawing/2016/5/11/chartex" xmlns:cx6="http://schemas.microsoft.com/office/drawing/2016/5/12/chartex" xmlns:cx7="http://schemas.microsoft.com/office/drawing/2016/5/13/chartex" xmlns:cx8="http://schemas.microsoft.com/office/drawing/2016/5/14/chartex" xmlns:mc="http://schemas.openxmlformats.org/markup-compatibility/2006" xmlns:aink="http://schemas.microsoft.com/office/drawing/2016/ink" xmlns:am3d="http://schemas.microsoft.com/office/drawing/2017/model3d" xmlns:o="urn:schemas-microsoft-com:office:office" xmlns:oel="http://schemas.microsoft.com/office/2019/extlst" xmlns:r="http://schemas.openxmlformats.org/officeDocument/2006/relationships" xmlns:m="http://schemas.openxmlformats.org/officeDocument/2006/math" xmlns:v="urn:schemas-microsoft-com:vml" xmlns:wp14="http://schemas.microsoft.com/office/word/2010/wordprocessingDrawing" xmlns:wp="http://schemas.openxmlformats.org/drawingml/2006/wordprocessingDrawing" xmlns:w10="urn:schemas-microsoft-com:office:word" xmlns:w="http://schemas.openxmlformats.org/wordprocessingml/2006/main" xmlns:w14="http://schemas.microsoft.com/office/word/2010/wordml" xmlns:w15="http://schemas.microsoft.com/office/word/2012/wordml" xmlns:w16cex="http://schemas.microsoft.com/office/word/2018/wordml/cex" xmlns:w16cid="http://schemas.microsoft.com/office/word/2016/wordml/cid" xmlns:w16="http://schemas.microsoft.com/office/word/2018/wordml" xmlns:w16du="http://schemas.microsoft.com/office/word/2023/wordml/word16du" xmlns:w16sdtdh="http://schemas.microsoft.com/office/word/2020/wordml/sdtdatahash" xmlns:w16sdtfl="http://schemas.microsoft.com/office/word/2024/wordml/sdtformatlock" xmlns:w16se="http://schemas.microsoft.com/office/word/2015/wordml/symex" xmlns:wpg="http://schemas.microsoft.com/office/word/2010/wordprocessingGroup" xmlns:wpi="http://schemas.microsoft.com/office/word/2010/wordprocessingInk" xmlns:wne="http://schemas.microsoft.com/office/word/2006/wordml" xmlns:wps="http://schemas.microsoft.com/office/word/2010/wordprocessingShape" mc:Ignorable="w14 w15 w16se w16cid w16 w16cex w16sdtdh w16sdtfl w16du wp14">
   <w:body>
     <w:p>
       <w:pPr>
@@ -122,7 +122,6 @@
           <w:tag w:val="goog_rdk_0"/>
           <w:id w:val="-1835909795"/>
         </w:sdtPr>
-        <w:sdtEndPr/>
         <w:sdtContent/>
       </w:sdt>
       <w:r>
@@ -161,7 +160,6 @@
           <w:tag w:val="goog_rdk_1"/>
           <w:id w:val="838896510"/>
         </w:sdtPr>
-        <w:sdtEndPr/>
         <w:sdtContent/>
       </w:sdt>
       <w:r>
@@ -182,7 +180,6 @@
           <w:tag w:val="goog_rdk_2"/>
           <w:id w:val="1093677010"/>
         </w:sdtPr>
-        <w:sdtEndPr/>
         <w:sdtContent/>
       </w:sdt>
       <w:r>
@@ -220,7 +217,6 @@
           <w:tag w:val="goog_rdk_7"/>
           <w:id w:val="-1615206786"/>
         </w:sdtPr>
-        <w:sdtEndPr/>
         <w:sdtContent/>
       </w:sdt>
       <w:r>
@@ -259,7 +255,6 @@
           <w:tag w:val="goog_rdk_10"/>
           <w:id w:val="-1753725793"/>
         </w:sdtPr>
-        <w:sdtEndPr/>
         <w:sdtContent/>
       </w:sdt>
       <w:r>
@@ -554,7 +549,6 @@
           <w:tag w:val="goog_rdk_16"/>
           <w:id w:val="-2062011414"/>
         </w:sdtPr>
-        <w:sdtEndPr/>
         <w:sdtContent/>
       </w:sdt>
       <w:r>
@@ -661,7 +655,6 @@
           <w:tag w:val="goog_rdk_29"/>
           <w:id w:val="56299621"/>
         </w:sdtPr>
-        <w:sdtEndPr/>
         <w:sdtContent/>
       </w:sdt>
       <w:r>
@@ -693,7 +686,6 @@
           <w:tag w:val="goog_rdk_31"/>
           <w:id w:val="701670139"/>
         </w:sdtPr>
-        <w:sdtEndPr/>
         <w:sdtContent/>
       </w:sdt>
       <w:r>
@@ -902,7 +894,6 @@
           <w:tag w:val="goog_rdk_31"/>
           <w:id w:val="-217899430"/>
         </w:sdtPr>
-        <w:sdtEndPr/>
         <w:sdtContent/>
       </w:sdt>
       <w:r>
@@ -1039,7 +1030,6 @@
           <w:tag w:val="goog_rdk_37"/>
           <w:id w:val="975267878"/>
         </w:sdtPr>
-        <w:sdtEndPr/>
         <w:sdtContent/>
       </w:sdt>
       <w:r>
@@ -1115,7 +1105,6 @@
           <w:tag w:val="goog_rdk_39"/>
           <w:id w:val="-1589765787"/>
         </w:sdtPr>
-        <w:sdtEndPr/>
         <w:sdtContent/>
       </w:sdt>
       <w:r>
@@ -1145,7 +1134,6 @@
           <w:tag w:val="goog_rdk_41"/>
           <w:id w:val="405040000"/>
         </w:sdtPr>
-        <w:sdtEndPr/>
         <w:sdtContent/>
       </w:sdt>
       <w:r>
@@ -1299,7 +1287,41 @@
           <w:sz w:val="20"/>
           <w:szCs w:val="20"/>
         </w:rPr>
-        <w:t>Así lo acordó y firma Luis Ignacio Sierra Villa, Titular de la Unidad de Seguimiento del Órgano Superior de Fiscalización del Estado de México, a los ${</w:t>
+        <w:t xml:space="preserve">Así lo acordó y firma </w:t>
+      </w:r>
+      <w:r>
+        <w:rPr>
+          <w:rFonts w:ascii="Regesto Grotesk" w:eastAsia="Arial" w:hAnsi="Regesto Grotesk" w:cs="Arial"/>
+          <w:sz w:val="20"/>
+          <w:szCs w:val="20"/>
+        </w:rPr>
+        <w:t>${</w:t>
+      </w:r>
+      <w:proofErr w:type="spellStart"/>
+      <w:r>
+        <w:rPr>
+          <w:rFonts w:ascii="Regesto Grotesk" w:eastAsia="Arial" w:hAnsi="Regesto Grotesk" w:cs="Arial"/>
+          <w:sz w:val="20"/>
+          <w:szCs w:val="20"/>
+        </w:rPr>
+        <w:t>nT</w:t>
+      </w:r>
+      <w:proofErr w:type="spellEnd"/>
+      <w:r>
+        <w:rPr>
+          <w:rFonts w:ascii="Regesto Grotesk" w:eastAsia="Arial" w:hAnsi="Regesto Grotesk" w:cs="Arial"/>
+          <w:sz w:val="20"/>
+          <w:szCs w:val="20"/>
+        </w:rPr>
+        <w:t>}</w:t>
+      </w:r>
+      <w:r>
+        <w:rPr>
+          <w:rFonts w:ascii="Regesto Grotesk" w:eastAsia="Arial" w:hAnsi="Regesto Grotesk" w:cs="Arial"/>
+          <w:sz w:val="20"/>
+          <w:szCs w:val="20"/>
+        </w:rPr>
+        <w:t>, Titular de la Unidad de Seguimiento del Órgano Superior de Fiscalización del Estado de México, a los ${</w:t>
       </w:r>
       <w:proofErr w:type="spellStart"/>
       <w:r>
@@ -1331,8 +1353,6 @@
           <w:szCs w:val="20"/>
         </w:rPr>
       </w:pPr>
-      <w:bookmarkStart w:id="8" w:name="_GoBack"/>
-      <w:bookmarkEnd w:id="8"/>
     </w:p>
     <w:p>
       <w:pPr>
@@ -1353,7 +1373,7 @@
         </w:rPr>
         <w:t xml:space="preserve">Elaboró: </w:t>
       </w:r>
-      <w:bookmarkStart w:id="9" w:name="_Hlk195084992"/>
+      <w:bookmarkStart w:id="8" w:name="_Hlk195084992"/>
       <w:r>
         <w:rPr>
           <w:rFonts w:ascii="Regesto Grotesk" w:hAnsi="Regesto Grotesk"/>
@@ -1380,7 +1400,7 @@
         </w:rPr>
         <w:t>}</w:t>
       </w:r>
-      <w:bookmarkEnd w:id="9"/>
+      <w:bookmarkEnd w:id="8"/>
       <w:r>
         <w:rPr>
           <w:rFonts w:ascii="Regesto Grotesk" w:hAnsi="Regesto Grotesk"/>
@@ -1398,7 +1418,7 @@
         <w:tab/>
         <w:t xml:space="preserve">Revisó: </w:t>
       </w:r>
-      <w:bookmarkStart w:id="10" w:name="_Hlk195084997"/>
+      <w:bookmarkStart w:id="9" w:name="_Hlk195084997"/>
       <w:r>
         <w:rPr>
           <w:rFonts w:ascii="Regesto Grotesk" w:hAnsi="Regesto Grotesk"/>
@@ -1493,7 +1513,7 @@
         </w:rPr>
         <w:t>}</w:t>
       </w:r>
-      <w:bookmarkEnd w:id="10"/>
+      <w:bookmarkEnd w:id="9"/>
       <w:r>
         <w:rPr>
           <w:rFonts w:ascii="Regesto Grotesk" w:hAnsi="Regesto Grotesk"/>
@@ -1519,7 +1539,7 @@
         <w:tab/>
         <w:t xml:space="preserve">Validó: </w:t>
       </w:r>
-      <w:bookmarkStart w:id="11" w:name="_Hlk195085002"/>
+      <w:bookmarkStart w:id="10" w:name="_Hlk195085002"/>
       <w:r>
         <w:rPr>
           <w:rFonts w:ascii="Regesto Grotesk" w:hAnsi="Regesto Grotesk"/>
@@ -1546,7 +1566,7 @@
         </w:rPr>
         <w:t>}</w:t>
       </w:r>
-      <w:bookmarkEnd w:id="11"/>
+      <w:bookmarkEnd w:id="10"/>
     </w:p>
     <w:p>
       <w:pPr>
@@ -1571,7 +1591,7 @@
 </file>
 
 <file path=word/endnotes.xml><?xml version="1.0" encoding="utf-8"?>
-<w:endnotes xmlns:wpc="http://schemas.microsoft.com/office/word/2010/wordprocessingCanvas" xmlns:cx="http://schemas.microsoft.com/office/drawing/2014/chartex" xmlns:cx1="http://schemas.microsoft.com/office/drawing/2015/9/8/chartex" xmlns:cx2="http://schemas.microsoft.com/office/drawing/2015/10/21/chartex" xmlns:cx3="http://schemas.microsoft.com/office/drawing/2016/5/9/chartex" xmlns:cx4="http://schemas.microsoft.com/office/drawing/2016/5/10/chartex" xmlns:cx5="http://schemas.microsoft.com/office/drawing/2016/5/11/chartex" xmlns:cx6="http://schemas.microsoft.com/office/drawing/2016/5/12/chartex" xmlns:cx7="http://schemas.microsoft.com/office/drawing/2016/5/13/chartex" xmlns:cx8="http://schemas.microsoft.com/office/drawing/2016/5/14/chartex" xmlns:mc="http://schemas.openxmlformats.org/markup-compatibility/2006" xmlns:aink="http://schemas.microsoft.com/office/drawing/2016/ink" xmlns:am3d="http://schemas.microsoft.com/office/drawing/2017/model3d" xmlns:o="urn:schemas-microsoft-com:office:office" xmlns:r="http://schemas.openxmlformats.org/officeDocument/2006/relationships" xmlns:m="http://schemas.openxmlformats.org/officeDocument/2006/math" xmlns:v="urn:schemas-microsoft-com:vml" xmlns:wp14="http://schemas.microsoft.com/office/word/2010/wordprocessingDrawing" xmlns:wp="http://schemas.openxmlformats.org/drawingml/2006/wordprocessingDrawing" xmlns:w10="urn:schemas-microsoft-com:office:word" xmlns:w="http://schemas.openxmlformats.org/wordprocessingml/2006/main" xmlns:w14="http://schemas.microsoft.com/office/word/2010/wordml" xmlns:w15="http://schemas.microsoft.com/office/word/2012/wordml" xmlns:w16cid="http://schemas.microsoft.com/office/word/2016/wordml/cid" xmlns:w16se="http://schemas.microsoft.com/office/word/2015/wordml/symex" xmlns:wpg="http://schemas.microsoft.com/office/word/2010/wordprocessingGroup" xmlns:wpi="http://schemas.microsoft.com/office/word/2010/wordprocessingInk" xmlns:wne="http://schemas.microsoft.com/office/word/2006/wordml" xmlns:wps="http://schemas.microsoft.com/office/word/2010/wordprocessingShape" mc:Ignorable="w14 w15 w16se w16cid wp14">
+<w:endnotes xmlns:wpc="http://schemas.microsoft.com/office/word/2010/wordprocessingCanvas" xmlns:cx="http://schemas.microsoft.com/office/drawing/2014/chartex" xmlns:cx1="http://schemas.microsoft.com/office/drawing/2015/9/8/chartex" xmlns:cx2="http://schemas.microsoft.com/office/drawing/2015/10/21/chartex" xmlns:cx3="http://schemas.microsoft.com/office/drawing/2016/5/9/chartex" xmlns:cx4="http://schemas.microsoft.com/office/drawing/2016/5/10/chartex" xmlns:cx5="http://schemas.microsoft.com/office/drawing/2016/5/11/chartex" xmlns:cx6="http://schemas.microsoft.com/office/drawing/2016/5/12/chartex" xmlns:cx7="http://schemas.microsoft.com/office/drawing/2016/5/13/chartex" xmlns:cx8="http://schemas.microsoft.com/office/drawing/2016/5/14/chartex" xmlns:mc="http://schemas.openxmlformats.org/markup-compatibility/2006" xmlns:aink="http://schemas.microsoft.com/office/drawing/2016/ink" xmlns:am3d="http://schemas.microsoft.com/office/drawing/2017/model3d" xmlns:o="urn:schemas-microsoft-com:office:office" xmlns:oel="http://schemas.microsoft.com/office/2019/extlst" xmlns:r="http://schemas.openxmlformats.org/officeDocument/2006/relationships" xmlns:m="http://schemas.openxmlformats.org/officeDocument/2006/math" xmlns:v="urn:schemas-microsoft-com:vml" xmlns:wp14="http://schemas.microsoft.com/office/word/2010/wordprocessingDrawing" xmlns:wp="http://schemas.openxmlformats.org/drawingml/2006/wordprocessingDrawing" xmlns:w10="urn:schemas-microsoft-com:office:word" xmlns:w="http://schemas.openxmlformats.org/wordprocessingml/2006/main" xmlns:w14="http://schemas.microsoft.com/office/word/2010/wordml" xmlns:w15="http://schemas.microsoft.com/office/word/2012/wordml" xmlns:w16cex="http://schemas.microsoft.com/office/word/2018/wordml/cex" xmlns:w16cid="http://schemas.microsoft.com/office/word/2016/wordml/cid" xmlns:w16="http://schemas.microsoft.com/office/word/2018/wordml" xmlns:w16du="http://schemas.microsoft.com/office/word/2023/wordml/word16du" xmlns:w16sdtdh="http://schemas.microsoft.com/office/word/2020/wordml/sdtdatahash" xmlns:w16sdtfl="http://schemas.microsoft.com/office/word/2024/wordml/sdtformatlock" xmlns:w16se="http://schemas.microsoft.com/office/word/2015/wordml/symex" xmlns:wpg="http://schemas.microsoft.com/office/word/2010/wordprocessingGroup" xmlns:wpi="http://schemas.microsoft.com/office/word/2010/wordprocessingInk" xmlns:wne="http://schemas.microsoft.com/office/word/2006/wordml" xmlns:wps="http://schemas.microsoft.com/office/word/2010/wordprocessingShape" mc:Ignorable="w14 w15 w16se w16cid w16 w16cex w16sdtdh w16sdtfl w16du wp14">
   <w:endnote w:type="separator" w:id="-1">
     <w:p>
       <w:pPr>
@@ -1596,7 +1616,7 @@
 </file>
 
 <file path=word/footer1.xml><?xml version="1.0" encoding="utf-8"?>
-<w:ftr xmlns:wpc="http://schemas.microsoft.com/office/word/2010/wordprocessingCanvas" xmlns:cx="http://schemas.microsoft.com/office/drawing/2014/chartex" xmlns:cx1="http://schemas.microsoft.com/office/drawing/2015/9/8/chartex" xmlns:cx2="http://schemas.microsoft.com/office/drawing/2015/10/21/chartex" xmlns:cx3="http://schemas.microsoft.com/office/drawing/2016/5/9/chartex" xmlns:cx4="http://schemas.microsoft.com/office/drawing/2016/5/10/chartex" xmlns:cx5="http://schemas.microsoft.com/office/drawing/2016/5/11/chartex" xmlns:cx6="http://schemas.microsoft.com/office/drawing/2016/5/12/chartex" xmlns:cx7="http://schemas.microsoft.com/office/drawing/2016/5/13/chartex" xmlns:cx8="http://schemas.microsoft.com/office/drawing/2016/5/14/chartex" xmlns:mc="http://schemas.openxmlformats.org/markup-compatibility/2006" xmlns:aink="http://schemas.microsoft.com/office/drawing/2016/ink" xmlns:am3d="http://schemas.microsoft.com/office/drawing/2017/model3d" xmlns:o="urn:schemas-microsoft-com:office:office" xmlns:r="http://schemas.openxmlformats.org/officeDocument/2006/relationships" xmlns:m="http://schemas.openxmlformats.org/officeDocument/2006/math" xmlns:v="urn:schemas-microsoft-com:vml" xmlns:wp14="http://schemas.microsoft.com/office/word/2010/wordprocessingDrawing" xmlns:wp="http://schemas.openxmlformats.org/drawingml/2006/wordprocessingDrawing" xmlns:w10="urn:schemas-microsoft-com:office:word" xmlns:w="http://schemas.openxmlformats.org/wordprocessingml/2006/main" xmlns:w14="http://schemas.microsoft.com/office/word/2010/wordml" xmlns:w15="http://schemas.microsoft.com/office/word/2012/wordml" xmlns:w16cid="http://schemas.microsoft.com/office/word/2016/wordml/cid" xmlns:w16se="http://schemas.microsoft.com/office/word/2015/wordml/symex" xmlns:wpg="http://schemas.microsoft.com/office/word/2010/wordprocessingGroup" xmlns:wpi="http://schemas.microsoft.com/office/word/2010/wordprocessingInk" xmlns:wne="http://schemas.microsoft.com/office/word/2006/wordml" xmlns:wps="http://schemas.microsoft.com/office/word/2010/wordprocessingShape" mc:Ignorable="w14 w15 w16se w16cid wp14">
+<w:ftr xmlns:wpc="http://schemas.microsoft.com/office/word/2010/wordprocessingCanvas" xmlns:cx="http://schemas.microsoft.com/office/drawing/2014/chartex" xmlns:cx1="http://schemas.microsoft.com/office/drawing/2015/9/8/chartex" xmlns:cx2="http://schemas.microsoft.com/office/drawing/2015/10/21/chartex" xmlns:cx3="http://schemas.microsoft.com/office/drawing/2016/5/9/chartex" xmlns:cx4="http://schemas.microsoft.com/office/drawing/2016/5/10/chartex" xmlns:cx5="http://schemas.microsoft.com/office/drawing/2016/5/11/chartex" xmlns:cx6="http://schemas.microsoft.com/office/drawing/2016/5/12/chartex" xmlns:cx7="http://schemas.microsoft.com/office/drawing/2016/5/13/chartex" xmlns:cx8="http://schemas.microsoft.com/office/drawing/2016/5/14/chartex" xmlns:mc="http://schemas.openxmlformats.org/markup-compatibility/2006" xmlns:aink="http://schemas.microsoft.com/office/drawing/2016/ink" xmlns:am3d="http://schemas.microsoft.com/office/drawing/2017/model3d" xmlns:o="urn:schemas-microsoft-com:office:office" xmlns:oel="http://schemas.microsoft.com/office/2019/extlst" xmlns:r="http://schemas.openxmlformats.org/officeDocument/2006/relationships" xmlns:m="http://schemas.openxmlformats.org/officeDocument/2006/math" xmlns:v="urn:schemas-microsoft-com:vml" xmlns:wp14="http://schemas.microsoft.com/office/word/2010/wordprocessingDrawing" xmlns:wp="http://schemas.openxmlformats.org/drawingml/2006/wordprocessingDrawing" xmlns:w10="urn:schemas-microsoft-com:office:word" xmlns:w="http://schemas.openxmlformats.org/wordprocessingml/2006/main" xmlns:w14="http://schemas.microsoft.com/office/word/2010/wordml" xmlns:w15="http://schemas.microsoft.com/office/word/2012/wordml" xmlns:w16cex="http://schemas.microsoft.com/office/word/2018/wordml/cex" xmlns:w16cid="http://schemas.microsoft.com/office/word/2016/wordml/cid" xmlns:w16="http://schemas.microsoft.com/office/word/2018/wordml" xmlns:w16du="http://schemas.microsoft.com/office/word/2023/wordml/word16du" xmlns:w16sdtdh="http://schemas.microsoft.com/office/word/2020/wordml/sdtdatahash" xmlns:w16sdtfl="http://schemas.microsoft.com/office/word/2024/wordml/sdtformatlock" xmlns:w16se="http://schemas.microsoft.com/office/word/2015/wordml/symex" xmlns:wpg="http://schemas.microsoft.com/office/word/2010/wordprocessingGroup" xmlns:wpi="http://schemas.microsoft.com/office/word/2010/wordprocessingInk" xmlns:wne="http://schemas.microsoft.com/office/word/2006/wordml" xmlns:wps="http://schemas.microsoft.com/office/word/2010/wordprocessingShape" mc:Ignorable="w14 w15 w16se w16cid w16 w16cex w16sdtdh w16sdtfl w16du wp14">
   <w:tbl>
     <w:tblPr>
       <w:tblStyle w:val="Tablaconcuadrcula"/>
@@ -2004,7 +2024,6 @@
               <w:docPartUnique/>
             </w:docPartObj>
           </w:sdtPr>
-          <w:sdtEndPr/>
           <w:sdtContent>
             <w:p>
               <w:pPr>
@@ -2181,7 +2200,7 @@
 </file>
 
 <file path=word/footnotes.xml><?xml version="1.0" encoding="utf-8"?>
-<w:footnotes xmlns:wpc="http://schemas.microsoft.com/office/word/2010/wordprocessingCanvas" xmlns:cx="http://schemas.microsoft.com/office/drawing/2014/chartex" xmlns:cx1="http://schemas.microsoft.com/office/drawing/2015/9/8/chartex" xmlns:cx2="http://schemas.microsoft.com/office/drawing/2015/10/21/chartex" xmlns:cx3="http://schemas.microsoft.com/office/drawing/2016/5/9/chartex" xmlns:cx4="http://schemas.microsoft.com/office/drawing/2016/5/10/chartex" xmlns:cx5="http://schemas.microsoft.com/office/drawing/2016/5/11/chartex" xmlns:cx6="http://schemas.microsoft.com/office/drawing/2016/5/12/chartex" xmlns:cx7="http://schemas.microsoft.com/office/drawing/2016/5/13/chartex" xmlns:cx8="http://schemas.microsoft.com/office/drawing/2016/5/14/chartex" xmlns:mc="http://schemas.openxmlformats.org/markup-compatibility/2006" xmlns:aink="http://schemas.microsoft.com/office/drawing/2016/ink" xmlns:am3d="http://schemas.microsoft.com/office/drawing/2017/model3d" xmlns:o="urn:schemas-microsoft-com:office:office" xmlns:r="http://schemas.openxmlformats.org/officeDocument/2006/relationships" xmlns:m="http://schemas.openxmlformats.org/officeDocument/2006/math" xmlns:v="urn:schemas-microsoft-com:vml" xmlns:wp14="http://schemas.microsoft.com/office/word/2010/wordprocessingDrawing" xmlns:wp="http://schemas.openxmlformats.org/drawingml/2006/wordprocessingDrawing" xmlns:w10="urn:schemas-microsoft-com:office:word" xmlns:w="http://schemas.openxmlformats.org/wordprocessingml/2006/main" xmlns:w14="http://schemas.microsoft.com/office/word/2010/wordml" xmlns:w15="http://schemas.microsoft.com/office/word/2012/wordml" xmlns:w16cid="http://schemas.microsoft.com/office/word/2016/wordml/cid" xmlns:w16se="http://schemas.microsoft.com/office/word/2015/wordml/symex" xmlns:wpg="http://schemas.microsoft.com/office/word/2010/wordprocessingGroup" xmlns:wpi="http://schemas.microsoft.com/office/word/2010/wordprocessingInk" xmlns:wne="http://schemas.microsoft.com/office/word/2006/wordml" xmlns:wps="http://schemas.microsoft.com/office/word/2010/wordprocessingShape" mc:Ignorable="w14 w15 w16se w16cid wp14">
+<w:footnotes xmlns:wpc="http://schemas.microsoft.com/office/word/2010/wordprocessingCanvas" xmlns:cx="http://schemas.microsoft.com/office/drawing/2014/chartex" xmlns:cx1="http://schemas.microsoft.com/office/drawing/2015/9/8/chartex" xmlns:cx2="http://schemas.microsoft.com/office/drawing/2015/10/21/chartex" xmlns:cx3="http://schemas.microsoft.com/office/drawing/2016/5/9/chartex" xmlns:cx4="http://schemas.microsoft.com/office/drawing/2016/5/10/chartex" xmlns:cx5="http://schemas.microsoft.com/office/drawing/2016/5/11/chartex" xmlns:cx6="http://schemas.microsoft.com/office/drawing/2016/5/12/chartex" xmlns:cx7="http://schemas.microsoft.com/office/drawing/2016/5/13/chartex" xmlns:cx8="http://schemas.microsoft.com/office/drawing/2016/5/14/chartex" xmlns:mc="http://schemas.openxmlformats.org/markup-compatibility/2006" xmlns:aink="http://schemas.microsoft.com/office/drawing/2016/ink" xmlns:am3d="http://schemas.microsoft.com/office/drawing/2017/model3d" xmlns:o="urn:schemas-microsoft-com:office:office" xmlns:oel="http://schemas.microsoft.com/office/2019/extlst" xmlns:r="http://schemas.openxmlformats.org/officeDocument/2006/relationships" xmlns:m="http://schemas.openxmlformats.org/officeDocument/2006/math" xmlns:v="urn:schemas-microsoft-com:vml" xmlns:wp14="http://schemas.microsoft.com/office/word/2010/wordprocessingDrawing" xmlns:wp="http://schemas.openxmlformats.org/drawingml/2006/wordprocessingDrawing" xmlns:w10="urn:schemas-microsoft-com:office:word" xmlns:w="http://schemas.openxmlformats.org/wordprocessingml/2006/main" xmlns:w14="http://schemas.microsoft.com/office/word/2010/wordml" xmlns:w15="http://schemas.microsoft.com/office/word/2012/wordml" xmlns:w16cex="http://schemas.microsoft.com/office/word/2018/wordml/cex" xmlns:w16cid="http://schemas.microsoft.com/office/word/2016/wordml/cid" xmlns:w16="http://schemas.microsoft.com/office/word/2018/wordml" xmlns:w16du="http://schemas.microsoft.com/office/word/2023/wordml/word16du" xmlns:w16sdtdh="http://schemas.microsoft.com/office/word/2020/wordml/sdtdatahash" xmlns:w16sdtfl="http://schemas.microsoft.com/office/word/2024/wordml/sdtformatlock" xmlns:w16se="http://schemas.microsoft.com/office/word/2015/wordml/symex" xmlns:wpg="http://schemas.microsoft.com/office/word/2010/wordprocessingGroup" xmlns:wpi="http://schemas.microsoft.com/office/word/2010/wordprocessingInk" xmlns:wne="http://schemas.microsoft.com/office/word/2006/wordml" xmlns:wps="http://schemas.microsoft.com/office/word/2010/wordprocessingShape" mc:Ignorable="w14 w15 w16se w16cid w16 w16cex w16sdtdh w16sdtfl w16du wp14">
   <w:footnote w:type="separator" w:id="-1">
     <w:p>
       <w:pPr>
@@ -2206,7 +2225,7 @@
 </file>
 
 <file path=word/header1.xml><?xml version="1.0" encoding="utf-8"?>
-<w:hdr xmlns:wpc="http://schemas.microsoft.com/office/word/2010/wordprocessingCanvas" xmlns:cx="http://schemas.microsoft.com/office/drawing/2014/chartex" xmlns:cx1="http://schemas.microsoft.com/office/drawing/2015/9/8/chartex" xmlns:cx2="http://schemas.microsoft.com/office/drawing/2015/10/21/chartex" xmlns:cx3="http://schemas.microsoft.com/office/drawing/2016/5/9/chartex" xmlns:cx4="http://schemas.microsoft.com/office/drawing/2016/5/10/chartex" xmlns:cx5="http://schemas.microsoft.com/office/drawing/2016/5/11/chartex" xmlns:cx6="http://schemas.microsoft.com/office/drawing/2016/5/12/chartex" xmlns:cx7="http://schemas.microsoft.com/office/drawing/2016/5/13/chartex" xmlns:cx8="http://schemas.microsoft.com/office/drawing/2016/5/14/chartex" xmlns:mc="http://schemas.openxmlformats.org/markup-compatibility/2006" xmlns:aink="http://schemas.microsoft.com/office/drawing/2016/ink" xmlns:am3d="http://schemas.microsoft.com/office/drawing/2017/model3d" xmlns:o="urn:schemas-microsoft-com:office:office" xmlns:r="http://schemas.openxmlformats.org/officeDocument/2006/relationships" xmlns:m="http://schemas.openxmlformats.org/officeDocument/2006/math" xmlns:v="urn:schemas-microsoft-com:vml" xmlns:wp14="http://schemas.microsoft.com/office/word/2010/wordprocessingDrawing" xmlns:wp="http://schemas.openxmlformats.org/drawingml/2006/wordprocessingDrawing" xmlns:w10="urn:schemas-microsoft-com:office:word" xmlns:w="http://schemas.openxmlformats.org/wordprocessingml/2006/main" xmlns:w14="http://schemas.microsoft.com/office/word/2010/wordml" xmlns:w15="http://schemas.microsoft.com/office/word/2012/wordml" xmlns:w16cid="http://schemas.microsoft.com/office/word/2016/wordml/cid" xmlns:w16se="http://schemas.microsoft.com/office/word/2015/wordml/symex" xmlns:wpg="http://schemas.microsoft.com/office/word/2010/wordprocessingGroup" xmlns:wpi="http://schemas.microsoft.com/office/word/2010/wordprocessingInk" xmlns:wne="http://schemas.microsoft.com/office/word/2006/wordml" xmlns:wps="http://schemas.microsoft.com/office/word/2010/wordprocessingShape" mc:Ignorable="w14 w15 w16se w16cid wp14">
+<w:hdr xmlns:wpc="http://schemas.microsoft.com/office/word/2010/wordprocessingCanvas" xmlns:cx="http://schemas.microsoft.com/office/drawing/2014/chartex" xmlns:cx1="http://schemas.microsoft.com/office/drawing/2015/9/8/chartex" xmlns:cx2="http://schemas.microsoft.com/office/drawing/2015/10/21/chartex" xmlns:cx3="http://schemas.microsoft.com/office/drawing/2016/5/9/chartex" xmlns:cx4="http://schemas.microsoft.com/office/drawing/2016/5/10/chartex" xmlns:cx5="http://schemas.microsoft.com/office/drawing/2016/5/11/chartex" xmlns:cx6="http://schemas.microsoft.com/office/drawing/2016/5/12/chartex" xmlns:cx7="http://schemas.microsoft.com/office/drawing/2016/5/13/chartex" xmlns:cx8="http://schemas.microsoft.com/office/drawing/2016/5/14/chartex" xmlns:mc="http://schemas.openxmlformats.org/markup-compatibility/2006" xmlns:aink="http://schemas.microsoft.com/office/drawing/2016/ink" xmlns:am3d="http://schemas.microsoft.com/office/drawing/2017/model3d" xmlns:o="urn:schemas-microsoft-com:office:office" xmlns:oel="http://schemas.microsoft.com/office/2019/extlst" xmlns:r="http://schemas.openxmlformats.org/officeDocument/2006/relationships" xmlns:m="http://schemas.openxmlformats.org/officeDocument/2006/math" xmlns:v="urn:schemas-microsoft-com:vml" xmlns:wp14="http://schemas.microsoft.com/office/word/2010/wordprocessingDrawing" xmlns:wp="http://schemas.openxmlformats.org/drawingml/2006/wordprocessingDrawing" xmlns:w10="urn:schemas-microsoft-com:office:word" xmlns:w="http://schemas.openxmlformats.org/wordprocessingml/2006/main" xmlns:w14="http://schemas.microsoft.com/office/word/2010/wordml" xmlns:w15="http://schemas.microsoft.com/office/word/2012/wordml" xmlns:w16cex="http://schemas.microsoft.com/office/word/2018/wordml/cex" xmlns:w16cid="http://schemas.microsoft.com/office/word/2016/wordml/cid" xmlns:w16="http://schemas.microsoft.com/office/word/2018/wordml" xmlns:w16du="http://schemas.microsoft.com/office/word/2023/wordml/word16du" xmlns:w16sdtdh="http://schemas.microsoft.com/office/word/2020/wordml/sdtdatahash" xmlns:w16sdtfl="http://schemas.microsoft.com/office/word/2024/wordml/sdtformatlock" xmlns:w16se="http://schemas.microsoft.com/office/word/2015/wordml/symex" xmlns:wpg="http://schemas.microsoft.com/office/word/2010/wordprocessingGroup" xmlns:wpi="http://schemas.microsoft.com/office/word/2010/wordprocessingInk" xmlns:wne="http://schemas.microsoft.com/office/word/2006/wordml" xmlns:wps="http://schemas.microsoft.com/office/word/2010/wordprocessingShape" mc:Ignorable="w14 w15 w16se w16cid w16 w16cex w16sdtdh w16sdtfl w16du wp14">
   <w:tbl>
     <w:tblPr>
       <w:tblStyle w:val="Tablaconcuadrcula"/>
@@ -2246,9 +2265,9 @@
               <w:szCs w:val="16"/>
             </w:rPr>
           </w:pPr>
-          <w:bookmarkStart w:id="12" w:name="_Hlk194568822"/>
-          <w:bookmarkStart w:id="13" w:name="_Hlk195085350"/>
-          <w:bookmarkStart w:id="14" w:name="_Hlk195085351"/>
+          <w:bookmarkStart w:id="11" w:name="_Hlk194568822"/>
+          <w:bookmarkStart w:id="12" w:name="_Hlk195085350"/>
+          <w:bookmarkStart w:id="13" w:name="_Hlk195085351"/>
           <w:r>
             <w:rPr>
               <w:rFonts w:ascii="Athelas" w:hAnsi="Athelas"/>
@@ -2314,7 +2333,7 @@
             <w:spacing w:before="120"/>
             <w:jc w:val="center"/>
             <w:rPr>
-              <w:rFonts w:ascii="Regesto Grotesk" w:hAnsi="Regesto Grotesk"/>
+              <w:rFonts w:ascii="Athelas" w:hAnsi="Athelas"/>
               <w:b/>
               <w:spacing w:val="-4"/>
               <w:sz w:val="16"/>
@@ -2329,27 +2348,7 @@
               <w:sz w:val="16"/>
               <w:szCs w:val="16"/>
             </w:rPr>
-            <w:t>“2025. Bicentenario de la vida municipal en el Estado de México</w:t>
-          </w:r>
-          <w:r>
-            <w:rPr>
-              <w:rFonts w:ascii="Regesto Grotesk" w:hAnsi="Regesto Grotesk"/>
-              <w:b/>
-              <w:spacing w:val="-4"/>
-              <w:sz w:val="16"/>
-              <w:szCs w:val="16"/>
-            </w:rPr>
-            <w:t>”</w:t>
-          </w:r>
-          <w:r>
-            <w:rPr>
-              <w:rFonts w:ascii="Regesto Grotesk" w:hAnsi="Regesto Grotesk"/>
-              <w:b/>
-              <w:spacing w:val="-4"/>
-              <w:sz w:val="16"/>
-              <w:szCs w:val="16"/>
-            </w:rPr>
-            <w:t>.</w:t>
+            <w:t>“2026. Año del Humanismo Mexicano en el Estado de México”.</w:t>
           </w:r>
         </w:p>
         <w:p>
@@ -2374,7 +2373,7 @@
         </w:p>
       </w:tc>
     </w:tr>
-    <w:bookmarkEnd w:id="12"/>
+    <w:bookmarkEnd w:id="11"/>
   </w:tbl>
   <w:p>
     <w:pPr>
@@ -2416,8 +2415,8 @@
       <w:t>ACUERDO DE RADICACIÓN</w:t>
     </w:r>
   </w:p>
+  <w:bookmarkEnd w:id="12"/>
   <w:bookmarkEnd w:id="13"/>
-  <w:bookmarkEnd w:id="14"/>
   <w:p>
     <w:pPr>
       <w:pStyle w:val="Encabezado"/>
@@ -2427,7 +2426,7 @@
 </file>
 
 <file path=word/numbering.xml><?xml version="1.0" encoding="utf-8"?>
-<w:numbering xmlns:wpc="http://schemas.microsoft.com/office/word/2010/wordprocessingCanvas" xmlns:cx="http://schemas.microsoft.com/office/drawing/2014/chartex" xmlns:cx1="http://schemas.microsoft.com/office/drawing/2015/9/8/chartex" xmlns:cx2="http://schemas.microsoft.com/office/drawing/2015/10/21/chartex" xmlns:cx3="http://schemas.microsoft.com/office/drawing/2016/5/9/chartex" xmlns:cx4="http://schemas.microsoft.com/office/drawing/2016/5/10/chartex" xmlns:cx5="http://schemas.microsoft.com/office/drawing/2016/5/11/chartex" xmlns:cx6="http://schemas.microsoft.com/office/drawing/2016/5/12/chartex" xmlns:cx7="http://schemas.microsoft.com/office/drawing/2016/5/13/chartex" xmlns:cx8="http://schemas.microsoft.com/office/drawing/2016/5/14/chartex" xmlns:mc="http://schemas.openxmlformats.org/markup-compatibility/2006" xmlns:aink="http://schemas.microsoft.com/office/drawing/2016/ink" xmlns:am3d="http://schemas.microsoft.com/office/drawing/2017/model3d" xmlns:o="urn:schemas-microsoft-com:office:office" xmlns:r="http://schemas.openxmlformats.org/officeDocument/2006/relationships" xmlns:m="http://schemas.openxmlformats.org/officeDocument/2006/math" xmlns:v="urn:schemas-microsoft-com:vml" xmlns:wp14="http://schemas.microsoft.com/office/word/2010/wordprocessingDrawing" xmlns:wp="http://schemas.openxmlformats.org/drawingml/2006/wordprocessingDrawing" xmlns:w10="urn:schemas-microsoft-com:office:word" xmlns:w="http://schemas.openxmlformats.org/wordprocessingml/2006/main" xmlns:w14="http://schemas.microsoft.com/office/word/2010/wordml" xmlns:w15="http://schemas.microsoft.com/office/word/2012/wordml" xmlns:w16cid="http://schemas.microsoft.com/office/word/2016/wordml/cid" xmlns:w16se="http://schemas.microsoft.com/office/word/2015/wordml/symex" xmlns:wpg="http://schemas.microsoft.com/office/word/2010/wordprocessingGroup" xmlns:wpi="http://schemas.microsoft.com/office/word/2010/wordprocessingInk" xmlns:wne="http://schemas.microsoft.com/office/word/2006/wordml" xmlns:wps="http://schemas.microsoft.com/office/word/2010/wordprocessingShape" mc:Ignorable="w14 w15 w16se w16cid wp14">
+<w:numbering xmlns:wpc="http://schemas.microsoft.com/office/word/2010/wordprocessingCanvas" xmlns:cx="http://schemas.microsoft.com/office/drawing/2014/chartex" xmlns:cx1="http://schemas.microsoft.com/office/drawing/2015/9/8/chartex" xmlns:cx2="http://schemas.microsoft.com/office/drawing/2015/10/21/chartex" xmlns:cx3="http://schemas.microsoft.com/office/drawing/2016/5/9/chartex" xmlns:cx4="http://schemas.microsoft.com/office/drawing/2016/5/10/chartex" xmlns:cx5="http://schemas.microsoft.com/office/drawing/2016/5/11/chartex" xmlns:cx6="http://schemas.microsoft.com/office/drawing/2016/5/12/chartex" xmlns:cx7="http://schemas.microsoft.com/office/drawing/2016/5/13/chartex" xmlns:cx8="http://schemas.microsoft.com/office/drawing/2016/5/14/chartex" xmlns:mc="http://schemas.openxmlformats.org/markup-compatibility/2006" xmlns:aink="http://schemas.microsoft.com/office/drawing/2016/ink" xmlns:am3d="http://schemas.microsoft.com/office/drawing/2017/model3d" xmlns:o="urn:schemas-microsoft-com:office:office" xmlns:oel="http://schemas.microsoft.com/office/2019/extlst" xmlns:r="http://schemas.openxmlformats.org/officeDocument/2006/relationships" xmlns:m="http://schemas.openxmlformats.org/officeDocument/2006/math" xmlns:v="urn:schemas-microsoft-com:vml" xmlns:wp14="http://schemas.microsoft.com/office/word/2010/wordprocessingDrawing" xmlns:wp="http://schemas.openxmlformats.org/drawingml/2006/wordprocessingDrawing" xmlns:w10="urn:schemas-microsoft-com:office:word" xmlns:w="http://schemas.openxmlformats.org/wordprocessingml/2006/main" xmlns:w14="http://schemas.microsoft.com/office/word/2010/wordml" xmlns:w15="http://schemas.microsoft.com/office/word/2012/wordml" xmlns:w16cex="http://schemas.microsoft.com/office/word/2018/wordml/cex" xmlns:w16cid="http://schemas.microsoft.com/office/word/2016/wordml/cid" xmlns:w16="http://schemas.microsoft.com/office/word/2018/wordml" xmlns:w16du="http://schemas.microsoft.com/office/word/2023/wordml/word16du" xmlns:w16sdtdh="http://schemas.microsoft.com/office/word/2020/wordml/sdtdatahash" xmlns:w16sdtfl="http://schemas.microsoft.com/office/word/2024/wordml/sdtformatlock" xmlns:w16se="http://schemas.microsoft.com/office/word/2015/wordml/symex" xmlns:wpg="http://schemas.microsoft.com/office/word/2010/wordprocessingGroup" xmlns:wpi="http://schemas.microsoft.com/office/word/2010/wordprocessingInk" xmlns:wne="http://schemas.microsoft.com/office/word/2006/wordml" xmlns:wps="http://schemas.microsoft.com/office/word/2010/wordprocessingShape" mc:Ignorable="w14 w15 w16se w16cid w16 w16cex w16sdtdh w16sdtfl w16du wp14">
   <w:abstractNum w:abstractNumId="0" w15:restartNumberingAfterBreak="0">
     <w:nsid w:val="175A7AD2"/>
     <w:multiLevelType w:val="hybridMultilevel"/>
@@ -2540,14 +2539,14 @@
       </w:rPr>
     </w:lvl>
   </w:abstractNum>
-  <w:num w:numId="1">
+  <w:num w:numId="1" w16cid:durableId="1490055665">
     <w:abstractNumId w:val="0"/>
   </w:num>
 </w:numbering>
 </file>
 
 <file path=word/styles.xml><?xml version="1.0" encoding="utf-8"?>
-<w:styles xmlns:mc="http://schemas.openxmlformats.org/markup-compatibility/2006" xmlns:r="http://schemas.openxmlformats.org/officeDocument/2006/relationships" xmlns:w="http://schemas.openxmlformats.org/wordprocessingml/2006/main" xmlns:w14="http://schemas.microsoft.com/office/word/2010/wordml" xmlns:w15="http://schemas.microsoft.com/office/word/2012/wordml" xmlns:w16cid="http://schemas.microsoft.com/office/word/2016/wordml/cid" xmlns:w16se="http://schemas.microsoft.com/office/word/2015/wordml/symex" mc:Ignorable="w14 w15 w16se w16cid">
+<w:styles xmlns:mc="http://schemas.openxmlformats.org/markup-compatibility/2006" xmlns:r="http://schemas.openxmlformats.org/officeDocument/2006/relationships" xmlns:w="http://schemas.openxmlformats.org/wordprocessingml/2006/main" xmlns:w14="http://schemas.microsoft.com/office/word/2010/wordml" xmlns:w15="http://schemas.microsoft.com/office/word/2012/wordml" xmlns:w16cex="http://schemas.microsoft.com/office/word/2018/wordml/cex" xmlns:w16cid="http://schemas.microsoft.com/office/word/2016/wordml/cid" xmlns:w16="http://schemas.microsoft.com/office/word/2018/wordml" xmlns:w16du="http://schemas.microsoft.com/office/word/2023/wordml/word16du" xmlns:w16sdtdh="http://schemas.microsoft.com/office/word/2020/wordml/sdtdatahash" xmlns:w16sdtfl="http://schemas.microsoft.com/office/word/2024/wordml/sdtformatlock" xmlns:w16se="http://schemas.microsoft.com/office/word/2015/wordml/symex" mc:Ignorable="w14 w15 w16se w16cid w16 w16cex w16sdtdh w16sdtfl w16du">
   <w:docDefaults>
     <w:rPrDefault>
       <w:rPr>
@@ -2563,7 +2562,7 @@
       </w:pPr>
     </w:pPrDefault>
   </w:docDefaults>
-  <w:latentStyles w:defLockedState="0" w:defUIPriority="99" w:defSemiHidden="0" w:defUnhideWhenUsed="0" w:defQFormat="0" w:count="375">
+  <w:latentStyles w:defLockedState="0" w:defUIPriority="99" w:defSemiHidden="0" w:defUnhideWhenUsed="0" w:defQFormat="0" w:count="376">
     <w:lsdException w:name="Normal" w:uiPriority="0" w:qFormat="1"/>
     <w:lsdException w:name="heading 1" w:uiPriority="9" w:qFormat="1"/>
     <w:lsdException w:name="heading 2" w:semiHidden="1" w:uiPriority="9" w:unhideWhenUsed="1" w:qFormat="1"/>
@@ -2939,6 +2938,7 @@
     <w:lsdException w:name="Smart Hyperlink" w:semiHidden="1" w:unhideWhenUsed="1"/>
     <w:lsdException w:name="Hashtag" w:semiHidden="1" w:unhideWhenUsed="1"/>
     <w:lsdException w:name="Unresolved Mention" w:semiHidden="1" w:unhideWhenUsed="1"/>
+    <w:lsdException w:name="Smart Link" w:semiHidden="1" w:unhideWhenUsed="1"/>
   </w:latentStyles>
   <w:style w:type="paragraph" w:default="1" w:styleId="Normal">
     <w:name w:val="Normal"/>
@@ -2948,7 +2948,6 @@
   <w:style w:type="character" w:default="1" w:styleId="Fuentedeprrafopredeter">
     <w:name w:val="Default Paragraph Font"/>
     <w:uiPriority w:val="1"/>
-    <w:semiHidden/>
     <w:unhideWhenUsed/>
   </w:style>
   <w:style w:type="table" w:default="1" w:styleId="Tablanormal">
